--- a/atelier/atelier_115.docx
+++ b/atelier/atelier_115.docx
@@ -288,7 +288,7 @@
           </w:tcPr>
           <w:p>
             <w:r>
-              <w:t xml:space="preserve">La squad (Dev + Ops), écran partagé, .gitlab-ci.yml et outil de flags</w:t>
+              <w:t xml:space="preserve">La squad (Dev + Ops), écran partagé,.gitlab-ci.yml et outil de flags</w:t>
             </w:r>
           </w:p>
         </w:tc>
@@ -441,7 +441,7 @@
           </w:tcPr>
           <w:p>
             <w:r>
-              <w:t xml:space="preserve">Date d’expiration sur chaque flag (#114), rituel en place (#113)</w:t>
+              <w:t xml:space="preserve">Date d’expiration sur chaque flag, rituel en place</w:t>
             </w:r>
           </w:p>
         </w:tc>
@@ -460,7 +460,7 @@
         <w:spacing w:after="120"/>
       </w:pPr>
       <w:r>
-        <w:t xml:space="preserve">Chaque flag porte désormais une date d’expiration (#114), et un rituel trimestriel les revoit (#113). Dernière marche : automatiser la détection. Plutôt que d’attendre la revue trimestrielle pour repérer les flags expirés à la main, un job planifié peut scanner régulièrement les flags, repérer ceux dont la date d’expiration est passée, et CRÉER AUTOMATIQUEMENT une merge request de nettoyage — branche dédiée, retrait du flag, prêt à être revu. Le sujet de cet atelier est de mettre en place ce job. Point capital, fidèle à la manière de la squad : le job ne supprime pas le flag tout seul en production — il PRÉPARE une MR que l’humain review, teste et merge. La machine détecte et propose ; l’humain valide. C’est, pour les flags, exactement la sentinelle des branches (#84), poussée jusqu’à la proposition de correction.</w:t>
+        <w:t xml:space="preserve">Chaque flag porte désormais une date d’expiration, et un rituel trimestriel les revoit. Dernière marche : automatiser la détection. Plutôt que d’attendre la revue trimestrielle pour repérer les flags expirés à la main, un job planifié peut scanner régulièrement les flags, repérer ceux dont la date d’expiration est passée, et CRÉER AUTOMATIQUEMENT une merge request de nettoyage — branche dédiée, retrait du flag, prêt à être revu. Le sujet de cet atelier est de mettre en place ce job. Point capital, fidèle à la manière de la squad : le job ne supprime pas le flag tout seul en production — il PRÉPARE une MR que l’humain review, teste et merge. La machine détecte et propose ; l’humain valide. C’est, pour les flags, exactement la sentinelle des branches, poussée jusqu’à la proposition de correction.</w:t>
       </w:r>
     </w:p>
     <w:p>
@@ -520,7 +520,7 @@
         <w:spacing w:after="80"/>
       </w:pPr>
       <w:r>
-        <w:t xml:space="preserve">Le job rend l’hygiène autonome et continue : planifié (hebdomadaire ou mensuel), il tourne sans qu’on y pense et maintient le stock de flags obsolètes proche de zéro en permanence. Le rituel #113 devient un filet de sécurité plutôt que le mécanisme principal. L’hygiène des flags s’entretient quasiment toute seule.</w:t>
+        <w:t xml:space="preserve">Le job rend l’hygiène autonome et continue : planifié (hebdomadaire ou mensuel), il tourne sans qu’on y pense et maintient le stock de flags obsolètes proche de zéro en permanence. Le rituel devient un filet de sécurité plutôt que le mécanisme principal. L’hygiène des flags s’entretient quasiment toute seule.</w:t>
       </w:r>
     </w:p>
     <w:p>
@@ -591,17 +591,17 @@
                 <w:sz w:val="18"/>
                 <w:szCs w:val="18"/>
               </w:rPr>
-              <w:t xml:space="preserve">  1. SCANNER les flags (via l'outil / le code) :</w:t>
-            </w:r>
-          </w:p>
-          <w:p>
-            <w:r>
-              <w:rPr>
-                <w:rFonts w:ascii="Consolas" w:cs="Consolas" w:eastAsia="Consolas" w:hAnsi="Consolas"/>
-                <w:sz w:val="18"/>
-                <w:szCs w:val="18"/>
-              </w:rPr>
-              <w:t xml:space="preserve">       lire la date d'expiration de chaque flag (#114)</w:t>
+              <w:t xml:space="preserve"> 1. SCANNER les flags (via l'outil / le code) :</w:t>
+            </w:r>
+          </w:p>
+          <w:p>
+            <w:r>
+              <w:rPr>
+                <w:rFonts w:ascii="Consolas" w:cs="Consolas" w:eastAsia="Consolas" w:hAnsi="Consolas"/>
+                <w:sz w:val="18"/>
+                <w:szCs w:val="18"/>
+              </w:rPr>
+              <w:t xml:space="preserve"> lire la date d'expiration de chaque flag</w:t>
             </w:r>
           </w:p>
           <w:p>
@@ -621,27 +621,27 @@
                 <w:sz w:val="18"/>
                 <w:szCs w:val="18"/>
               </w:rPr>
-              <w:t xml:space="preserve">  2. REPÉRER les expirés :</w:t>
-            </w:r>
-          </w:p>
-          <w:p>
-            <w:r>
-              <w:rPr>
-                <w:rFonts w:ascii="Consolas" w:cs="Consolas" w:eastAsia="Consolas" w:hAnsi="Consolas"/>
-                <w:sz w:val="18"/>
-                <w:szCs w:val="18"/>
-              </w:rPr>
-              <w:t xml:space="preserve">       flags dont 'expire &lt; aujourd'hui'</w:t>
-            </w:r>
-          </w:p>
-          <w:p>
-            <w:r>
-              <w:rPr>
-                <w:rFonts w:ascii="Consolas" w:cs="Consolas" w:eastAsia="Consolas" w:hAnsi="Consolas"/>
-                <w:sz w:val="18"/>
-                <w:szCs w:val="18"/>
-              </w:rPr>
-              <w:t xml:space="preserve">       (ignorer les flags marqués 'permanent')</w:t>
+              <w:t xml:space="preserve"> 2. REPÉRER les expirés :</w:t>
+            </w:r>
+          </w:p>
+          <w:p>
+            <w:r>
+              <w:rPr>
+                <w:rFonts w:ascii="Consolas" w:cs="Consolas" w:eastAsia="Consolas" w:hAnsi="Consolas"/>
+                <w:sz w:val="18"/>
+                <w:szCs w:val="18"/>
+              </w:rPr>
+              <w:t xml:space="preserve"> flags dont 'expire &lt; aujourd'hui'</w:t>
+            </w:r>
+          </w:p>
+          <w:p>
+            <w:r>
+              <w:rPr>
+                <w:rFonts w:ascii="Consolas" w:cs="Consolas" w:eastAsia="Consolas" w:hAnsi="Consolas"/>
+                <w:sz w:val="18"/>
+                <w:szCs w:val="18"/>
+              </w:rPr>
+              <w:t xml:space="preserve"> (ignorer les flags marqués 'permanent')</w:t>
             </w:r>
           </w:p>
           <w:p>
@@ -661,47 +661,47 @@
                 <w:sz w:val="18"/>
                 <w:szCs w:val="18"/>
               </w:rPr>
-              <w:t xml:space="preserve">  3. PRÉPARER une MR de nettoyage (PAS supprimer en prod) :</w:t>
-            </w:r>
-          </w:p>
-          <w:p>
-            <w:r>
-              <w:rPr>
-                <w:rFonts w:ascii="Consolas" w:cs="Consolas" w:eastAsia="Consolas" w:hAnsi="Consolas"/>
-                <w:sz w:val="18"/>
-                <w:szCs w:val="18"/>
-              </w:rPr>
-              <w:t xml:space="preserve">       - créer une branche</w:t>
-            </w:r>
-          </w:p>
-          <w:p>
-            <w:r>
-              <w:rPr>
-                <w:rFonts w:ascii="Consolas" w:cs="Consolas" w:eastAsia="Consolas" w:hAnsi="Consolas"/>
-                <w:sz w:val="18"/>
-                <w:szCs w:val="18"/>
-              </w:rPr>
-              <w:t xml:space="preserve">       - retirer la condition du flag (garder le chemin actif)</w:t>
-            </w:r>
-          </w:p>
-          <w:p>
-            <w:r>
-              <w:rPr>
-                <w:rFonts w:ascii="Consolas" w:cs="Consolas" w:eastAsia="Consolas" w:hAnsi="Consolas"/>
-                <w:sz w:val="18"/>
-                <w:szCs w:val="18"/>
-              </w:rPr>
-              <w:t xml:space="preserve">       - nettoyer la déclaration dans l'outil</w:t>
-            </w:r>
-          </w:p>
-          <w:p>
-            <w:r>
-              <w:rPr>
-                <w:rFonts w:ascii="Consolas" w:cs="Consolas" w:eastAsia="Consolas" w:hAnsi="Consolas"/>
-                <w:sz w:val="18"/>
-                <w:szCs w:val="18"/>
-              </w:rPr>
-              <w:t xml:space="preserve">       - ouvrir la MR avec un descriptif clair</w:t>
+              <w:t xml:space="preserve"> 3. PRÉPARER une MR de nettoyage (PAS supprimer en prod) :</w:t>
+            </w:r>
+          </w:p>
+          <w:p>
+            <w:r>
+              <w:rPr>
+                <w:rFonts w:ascii="Consolas" w:cs="Consolas" w:eastAsia="Consolas" w:hAnsi="Consolas"/>
+                <w:sz w:val="18"/>
+                <w:szCs w:val="18"/>
+              </w:rPr>
+              <w:t xml:space="preserve"> - créer une branche</w:t>
+            </w:r>
+          </w:p>
+          <w:p>
+            <w:r>
+              <w:rPr>
+                <w:rFonts w:ascii="Consolas" w:cs="Consolas" w:eastAsia="Consolas" w:hAnsi="Consolas"/>
+                <w:sz w:val="18"/>
+                <w:szCs w:val="18"/>
+              </w:rPr>
+              <w:t xml:space="preserve"> - retirer la condition du flag (garder le chemin actif)</w:t>
+            </w:r>
+          </w:p>
+          <w:p>
+            <w:r>
+              <w:rPr>
+                <w:rFonts w:ascii="Consolas" w:cs="Consolas" w:eastAsia="Consolas" w:hAnsi="Consolas"/>
+                <w:sz w:val="18"/>
+                <w:szCs w:val="18"/>
+              </w:rPr>
+              <w:t xml:space="preserve"> - nettoyer la déclaration dans l'outil</w:t>
+            </w:r>
+          </w:p>
+          <w:p>
+            <w:r>
+              <w:rPr>
+                <w:rFonts w:ascii="Consolas" w:cs="Consolas" w:eastAsia="Consolas" w:hAnsi="Consolas"/>
+                <w:sz w:val="18"/>
+                <w:szCs w:val="18"/>
+              </w:rPr>
+              <w:t xml:space="preserve"> - ouvrir la MR avec un descriptif clair</w:t>
             </w:r>
           </w:p>
           <w:p>
@@ -721,27 +721,27 @@
                 <w:sz w:val="18"/>
                 <w:szCs w:val="18"/>
               </w:rPr>
-              <w:t xml:space="preserve">  4. LAISSER L'HUMAIN VALIDER :</w:t>
-            </w:r>
-          </w:p>
-          <w:p>
-            <w:r>
-              <w:rPr>
-                <w:rFonts w:ascii="Consolas" w:cs="Consolas" w:eastAsia="Consolas" w:hAnsi="Consolas"/>
-                <w:sz w:val="18"/>
-                <w:szCs w:val="18"/>
-              </w:rPr>
-              <w:t xml:space="preserve">       la MR déclenche le pipeline (tests) ;</w:t>
-            </w:r>
-          </w:p>
-          <w:p>
-            <w:r>
-              <w:rPr>
-                <w:rFonts w:ascii="Consolas" w:cs="Consolas" w:eastAsia="Consolas" w:hAnsi="Consolas"/>
-                <w:sz w:val="18"/>
-                <w:szCs w:val="18"/>
-              </w:rPr>
-              <w:t xml:space="preserve">       un humain relit, vérifie, merge (ou ajuste).</w:t>
+              <w:t xml:space="preserve"> 4. LAISSER L'HUMAIN VALIDER :</w:t>
+            </w:r>
+          </w:p>
+          <w:p>
+            <w:r>
+              <w:rPr>
+                <w:rFonts w:ascii="Consolas" w:cs="Consolas" w:eastAsia="Consolas" w:hAnsi="Consolas"/>
+                <w:sz w:val="18"/>
+                <w:szCs w:val="18"/>
+              </w:rPr>
+              <w:t xml:space="preserve"> la MR déclenche le pipeline (tests) ;</w:t>
+            </w:r>
+          </w:p>
+          <w:p>
+            <w:r>
+              <w:rPr>
+                <w:rFonts w:ascii="Consolas" w:cs="Consolas" w:eastAsia="Consolas" w:hAnsi="Consolas"/>
+                <w:sz w:val="18"/>
+                <w:szCs w:val="18"/>
+              </w:rPr>
+              <w:t xml:space="preserve"> un humain relit, vérifie, merge (ou ajuste).</w:t>
             </w:r>
           </w:p>
           <w:p>
@@ -761,17 +761,17 @@
                 <w:sz w:val="18"/>
                 <w:szCs w:val="18"/>
               </w:rPr>
-              <w:t xml:space="preserve">  Planifié (hebdo/mensuel). Le job DÉTECTE et PROPOSE.</w:t>
-            </w:r>
-          </w:p>
-          <w:p>
-            <w:r>
-              <w:rPr>
-                <w:rFonts w:ascii="Consolas" w:cs="Consolas" w:eastAsia="Consolas" w:hAnsi="Consolas"/>
-                <w:sz w:val="18"/>
-                <w:szCs w:val="18"/>
-              </w:rPr>
-              <w:t xml:space="preserve">  Le retrait effectif est validé par un humain. (cf. #84)</w:t>
+              <w:t xml:space="preserve"> Planifié (hebdo/mensuel). Le job DÉTECTE et PROPOSE.</w:t>
+            </w:r>
+          </w:p>
+          <w:p>
+            <w:r>
+              <w:rPr>
+                <w:rFonts w:ascii="Consolas" w:cs="Consolas" w:eastAsia="Consolas" w:hAnsi="Consolas"/>
+                <w:sz w:val="18"/>
+                <w:szCs w:val="18"/>
+              </w:rPr>
+              <w:t xml:space="preserve"> Le retrait effectif est validé par un humain. (cf.)</w:t>
             </w:r>
           </w:p>
         </w:tc>
@@ -795,20 +795,20 @@
         <w:spacing w:after="80"/>
       </w:pPr>
       <w:r>
-        <w:t xml:space="preserve">S’appuyer sur la date d’expiration du #114 : le job lit la donnée déjà posée — la date d’expiration de chaque flag. Sans le #114, ce job serait impossible ; avec lui, sa logique est triviale (comparer une date à aujourd’hui). C’est la suite directe du critère objectif.</w:t>
-      </w:r>
-    </w:p>
-    <w:p>
-      <w:pPr>
-        <w:pStyle w:val="ListParagraph"/>
-        <w:numPr>
-          <w:ilvl w:val="0"/>
-          <w:numId w:val="2"/>
-        </w:numPr>
-        <w:spacing w:after="80"/>
-      </w:pPr>
-      <w:r>
-        <w:t xml:space="preserve">Planifier le job, ne pas l’accrocher à un événement : la détection est périodique (hebdomadaire ou mensuelle), via un pipeline planifié — comme la sentinelle des branches (#84). Il tourne à heure fixe, indépendamment de l’activité.</w:t>
+        <w:t xml:space="preserve">S’appuyer sur la date d’expiration du une date d’expiration sur chaque flag : le job lit la donnée déjà posée — la date d’expiration de chaque flag. Sans le une date d’expiration sur chaque flag, ce job serait impossible ; avec lui, sa logique est triviale (comparer une date à aujourd’hui). C’est la suite directe du critère objectif.</w:t>
+      </w:r>
+    </w:p>
+    <w:p>
+      <w:pPr>
+        <w:pStyle w:val="ListParagraph"/>
+        <w:numPr>
+          <w:ilvl w:val="0"/>
+          <w:numId w:val="2"/>
+        </w:numPr>
+        <w:spacing w:after="80"/>
+      </w:pPr>
+      <w:r>
+        <w:t xml:space="preserve">Planifier le job, ne pas l’accrocher à un événement : la détection est périodique (hebdomadaire ou mensuelle), via un pipeline planifié — comme la sentinelle des branches. Il tourne à heure fixe, indépendamment de l’activité.</w:t>
       </w:r>
     </w:p>
     <w:p>
@@ -906,7 +906,7 @@
         <w:spacing w:after="120"/>
       </w:pPr>
       <w:r>
-        <w:t xml:space="preserve">À la sortie, un job planifié scanne régulièrement les flags, repère ceux dont la date d’expiration (#114) est passée, et crée automatiquement une merge request de nettoyage — branche, retrait du flag, MR prête à relire. Le job ne supprime jamais en production : il propose, l’humain relit, teste et merge. Le coût du nettoyage tombe presque à zéro, le stock de flags obsolètes se maintient proche de zéro en continu, et le rituel #113 devient un filet de sécurité. La question P02 atteint son palier le plus abouti : l’hygiène des flags est automatisée dans sa détection, tout en gardant l’humain maître de la décision. La métrique Flags obsolètes reste basse sans effort manuel.</w:t>
+        <w:t xml:space="preserve">À la sortie, un job planifié scanne régulièrement les flags, repère ceux dont la date d’expiration est passée, et crée automatiquement une merge request de nettoyage — branche, retrait du flag, MR prête à relire. Le job ne supprime jamais en production : il propose, l’humain relit, teste et merge. Le coût du nettoyage tombe presque à zéro, le stock de flags obsolètes se maintient proche de zéro en continu, et le rituel devient un filet de sécurité. La question P02 atteint son palier le plus abouti : l’hygiène des flags est automatisée dans sa détection, tout en gardant l’humain maître de la décision. La métrique Flags obsolètes reste basse sans effort manuel.</w:t>
       </w:r>
     </w:p>
     <w:p>
@@ -1026,7 +1026,7 @@
         <w:t xml:space="preserve">(10 min) Écrire le scan</w:t>
       </w:r>
       <w:r>
-        <w:t xml:space="preserve"> — lire les dates d’expiration (#114), repérer les expirés, ignorer les permanents.</w:t>
+        <w:t xml:space="preserve"> — lire les dates d’expiration, repérer les expirés, ignorer les permanents.</w:t>
       </w:r>
     </w:p>
     <w:p>
@@ -1127,7 +1127,7 @@
         <w:spacing w:after="80"/>
       </w:pPr>
       <w:r>
-        <w:t xml:space="preserve">Le job planifié qui scanne les flags et repère les expirés (via la date du #114).</w:t>
+        <w:t xml:space="preserve">Le job planifié qui scanne les flags et repère les expirés (via la date du une date d’expiration sur chaque flag).</w:t>
       </w:r>
     </w:p>
     <w:p>
@@ -1182,7 +1182,7 @@
         <w:spacing w:after="120"/>
       </w:pPr>
       <w:r>
-        <w:t xml:space="preserve">Avec ce job, la question P02 est complète sur tout son gradient : inventaire (#111), grand nettoyage (#112), rituel régulier (#113), date d’expiration comme critère objectif (#114), et automatisation de la détection (#115). L’hygiène des flags suit exactement le parcours éprouvé de l’hygiène des branches (H01), conclusion comprise : une détection automatique qui propose, une validation humaine qui décide. Couplée à P01 (mise en place des flags), la boucle est bouclée : on crée des flags avec discipline, on les nettoie avec rigueur — la dette annoncée en capsule #105 est maîtrisée de bout en bout.</w:t>
+        <w:t xml:space="preserve">Avec ce job, la question P02 est complète sur tout son gradient : inventaire, grand nettoyage, rituel régulier, date d’expiration comme critère objectif, et automatisation de la détection. L’hygiène des flags suit exactement le parcours éprouvé de l’hygiène des branches (H01), conclusion comprise : une détection automatique qui propose, une validation humaine qui décide. Couplée à P01 (mise en place des flags), la boucle est bouclée : on crée des flags avec discipline, on les nettoie avec rigueur — la dette annoncée en capsule est maîtrisée de bout en bout.</w:t>
       </w:r>
     </w:p>
     <w:p>
@@ -1198,7 +1198,7 @@
         <w:spacing w:after="120"/>
       </w:pPr>
       <w:r>
-        <w:t xml:space="preserve">Un job planifié scanne les flags, repère les expirés grâce à la date d’expiration du #114, et crée automatiquement une MR de nettoyage prête à relire — sans jamais supprimer en production : il propose, l’humain relit, teste et merge. Le coût du nettoyage est quasi nul, le stock de flags obsolètes se maintient proche de zéro en continu, et le rituel #113 devient un filet de sécurité. La doctrine est respectée jusqu’au bout : la machine détecte et prépare, l’humain valide. La question P02 atteint son palier Formalisé et se clôt — l’hygiène des feature flags est automatisée dans sa détection tout en gardant l’humain maître du code, et la dette de flags est maîtrisée de bout en bout avec P01.</w:t>
+        <w:t xml:space="preserve">Un job planifié scanne les flags, repère les expirés grâce à la date d’expiration du une date d’expiration sur chaque flag, et crée automatiquement une MR de nettoyage prête à relire — sans jamais supprimer en production : il propose, l’humain relit, teste et merge. Le coût du nettoyage est quasi nul, le stock de flags obsolètes se maintient proche de zéro en continu, et le rituel devient un filet de sécurité. La doctrine est respectée jusqu’au bout : la machine détecte et prépare, l’humain valide. La question P02 atteint son palier Formalisé et se clôt — l’hygiène des feature flags est automatisée dans sa détection tout en gardant l’humain maître du code, et la dette de flags est maîtrisée de bout en bout avec P01.</w:t>
       </w:r>
     </w:p>
     <w:sectPr>
